--- a/test/fixtures/sample-sheet.docx
+++ b/test/fixtures/sample-sheet.docx
@@ -471,6 +471,25 @@
       </w:r>
       <w:r>
         <w:t xml:space="preserve"> Open with: "The best example is a scheduling fight between two teams." Then Story 2. If they want a second example, use Story 1.</w:t>
+      </w:r>
+    </w:p>
+    <w:p>
+      <w:pPr>
+        <w:pStyle w:val="ListParagraph"/>
+        <w:numPr>
+          <w:ilvl w:val="0"/>
+          <w:numId w:val="3"/>
+        </w:numPr>
+      </w:pPr>
+      <w:r>
+        <w:rPr>
+          <w:b/>
+          <w:bCs/>
+        </w:rPr>
+        <w:t xml:space="preserve">Noticing what others missed.</w:t>
+      </w:r>
+      <w:r>
+        <w:t xml:space="preserve"> Open with: “I once found a gap nobody else had noticed.” Then Story 1.</w:t>
       </w:r>
     </w:p>
     <w:p>
